--- a/KHBD_Robotics/Lớp_1/Tuần_03/KHBD_Robotics_Lớp_1_Tiet02_Bai_1_Tap_the_duc_nao.docx
+++ b/KHBD_Robotics/Lớp_1/Tuần_03/KHBD_Robotics_Lớp_1_Tiet02_Bai_1_Tap_the_duc_nao.docx
@@ -377,14 +377,27 @@
       </w:pPr>
       <w:r>
         <w:rPr>
-          <w:rFonts w:ascii="Times New Roman" w:hAnsi="Times New Roman"/>
+          <w:rFonts w:ascii="Times New Roman" w:hAnsi="Times New Roman" w:cs="Times New Roman" w:eastAsia="Times New Roman"/>
           <w:b w:val="0"/>
           <w:i w:val="0"/>
           <w:sz w:val="26"/>
         </w:rPr>
-        <w:t>- Miền V. Giải quyết vấn đề (thành tố 5.3. Sử dụng sáng tạo công nghệ – Bậc 2): Kĩ năng vận hành thiết bị điều khiển thông minh, ứng dụng phần mềm nạp lập trình tự động. (Đạt được thông qua Hoạt động 2, Hoạt động 3)</w:t>
-        <w:br/>
-        <w:t>- Miền IV. An toàn (thành tố 4.1. Bảo vệ thiết bị – Bậc 2): Tuân thủ quy tắc an toàn thiết bị số và nguồn điện. (Đạt được thông qua Hoạt động 3)</w:t>
+        <w:t>- Miền V. Giải quyết vấn đề (thành tố 5.2. Xác định nhu cầu và giải pháp công nghệ – Bậc 1): Xác định được nhu cầu cá nhân; Nhận ra được các công cụ số đơn giản và các giải pháp công nghệ có thể để giải quyết những nhu cầu đó. (Đạt được thông qua Hoạt động 2, Hoạt động 3).</w:t>
+      </w:r>
+    </w:p>
+    <w:p>
+      <w:pPr>
+        <w:spacing w:line="276" w:lineRule="auto" w:after="60"/>
+        <w:ind w:left="850"/>
+        <w:jc w:val="left"/>
+      </w:pPr>
+      <w:r>
+        <w:rPr>
+          <w:rFonts w:ascii="Times New Roman" w:hAnsi="Times New Roman" w:cs="Times New Roman" w:eastAsia="Times New Roman"/>
+          <w:sz w:val="26"/>
+          <w:szCs w:val="26"/>
+        </w:rPr>
+        <w:t xml:space="preserve">- Miền III. Sáng tạo nội dung số (thành tố 3.4. Lập trình – Bậc 1): Liệt kê được các hướng dẫn đơn giản để hệ thống máy tính giải quyết một vấn đề đơn giản hoặc thực hiện một nhiệm vụ đơn giản. (Đạt được thông qua Hoạt động 3, Hoạt động 4).</w:t>
       </w:r>
     </w:p>
     <w:p>

--- a/KHBD_Robotics/Lớp_1/Tuần_03/KHBD_Robotics_Lớp_1_Tiet02_Bai_1_Tap_the_duc_nao.docx
+++ b/KHBD_Robotics/Lớp_1/Tuần_03/KHBD_Robotics_Lớp_1_Tiet02_Bai_1_Tap_the_duc_nao.docx
@@ -27,16 +27,16 @@
         <w:tblStyle w:val="a"/>
         <w:tblW w:w="9593" w:type="dxa"/>
         <w:tblInd w:w="0" w:type="dxa"/>
-        <w:tblBorders>
-          <w:top w:val="nil"/>
-          <w:left w:val="nil"/>
-          <w:bottom w:val="nil"/>
-          <w:right w:val="nil"/>
-          <w:insideH w:val="nil"/>
-          <w:insideV w:val="nil"/>
-        </w:tblBorders>
         <w:tblLayout w:type="fixed"/>
         <w:tblLook w:val="0400" w:firstRow="0" w:lastRow="0" w:firstColumn="0" w:lastColumn="0" w:noHBand="0" w:noVBand="1"/>
+        <w:tblBorders>
+          <w:top w:val="none" w:sz="0" w:space="0" w:color="auto"/>
+          <w:left w:val="none" w:sz="0" w:space="0" w:color="auto"/>
+          <w:bottom w:val="none" w:sz="0" w:space="0" w:color="auto"/>
+          <w:right w:val="none" w:sz="0" w:space="0" w:color="auto"/>
+          <w:insideH w:val="none" w:sz="0" w:space="0" w:color="auto"/>
+          <w:insideV w:val="none" w:sz="0" w:space="0" w:color="auto"/>
+        </w:tblBorders>
       </w:tblPr>
       <w:tblGrid>
         <w:gridCol w:w="4787"/>
@@ -55,6 +55,7 @@
           </w:tcPr>
           <w:p>
             <w:pPr>
+              <w:spacing w:line="276" w:lineRule="auto" w:after="40" w:before="0"/>
               <w:jc w:val="left"/>
               <w:rPr>
                 <w:rFonts w:ascii="Times New Roman" w:eastAsia="Times New Roman" w:hAnsi="Times New Roman" w:cs="Times New Roman"/>
@@ -62,16 +63,15 @@
                 <w:szCs w:val="26"/>
               </w:rPr>
             </w:pPr>
-            <w:r>
-              <w:rPr>
-                <w:rFonts w:ascii="Times New Roman" w:hAnsi="Times New Roman"/>
-                <w:b/>
-                <w:i w:val="0"/>
-                <w:sz w:val="24"/>
-              </w:rPr>
-              <w:t>Trường: TH &amp; THCS UNIGO</w:t>
-              <w:br/>
-              <w:t>Tổ: Robotics</w:t>
+            <w:r/>
+            <w:r>
+              <w:rPr>
+                <w:rFonts w:ascii="Times New Roman" w:hAnsi="Times New Roman" w:cs="Times New Roman" w:eastAsia="Times New Roman"/>
+                <w:b/>
+                <w:i w:val="0"/>
+                <w:sz w:val="26"/>
+              </w:rPr>
+              <w:t>Trường: TH&amp;THCS UNIGO</w:t>
             </w:r>
           </w:p>
         </w:tc>
@@ -87,6 +87,7 @@
           </w:tcPr>
           <w:p>
             <w:pPr>
+              <w:spacing w:line="276" w:lineRule="auto" w:after="40" w:before="0"/>
               <w:jc w:val="left"/>
               <w:rPr>
                 <w:rFonts w:ascii="Times New Roman" w:eastAsia="Times New Roman" w:hAnsi="Times New Roman" w:cs="Times New Roman"/>
@@ -94,14 +95,15 @@
                 <w:szCs w:val="26"/>
               </w:rPr>
             </w:pPr>
-            <w:r>
-              <w:rPr>
-                <w:rFonts w:ascii="Times New Roman" w:hAnsi="Times New Roman"/>
-                <w:b/>
-                <w:i w:val="0"/>
-                <w:sz w:val="24"/>
-              </w:rPr>
-              <w:t>Họ tên giáo viên: Đậu Đình Nguyên</w:t>
+            <w:r/>
+            <w:r>
+              <w:rPr>
+                <w:rFonts w:ascii="Times New Roman" w:hAnsi="Times New Roman" w:cs="Times New Roman" w:eastAsia="Times New Roman"/>
+                <w:b/>
+                <w:i w:val="0"/>
+                <w:sz w:val="26"/>
+              </w:rPr>
+              <w:t>Ngày soạn: 15/08/2026</w:t>
             </w:r>
           </w:p>
         </w:tc>
@@ -119,6 +121,7 @@
           </w:tcPr>
           <w:p>
             <w:pPr>
+              <w:spacing w:line="276" w:lineRule="auto" w:after="40" w:before="0"/>
               <w:jc w:val="left"/>
               <w:rPr>
                 <w:rFonts w:ascii="Times New Roman" w:eastAsia="Times New Roman" w:hAnsi="Times New Roman" w:cs="Times New Roman"/>
@@ -126,14 +129,25 @@
                 <w:szCs w:val="26"/>
               </w:rPr>
             </w:pPr>
-            <w:r>
-              <w:rPr>
-                <w:rFonts w:ascii="Times New Roman" w:hAnsi="Times New Roman"/>
-                <w:b/>
-                <w:i w:val="0"/>
-                <w:sz w:val="24"/>
-              </w:rPr>
-              <w:t>Bộ môn: Robotics</w:t>
+            <w:r/>
+            <w:r>
+              <w:rPr>
+                <w:rFonts w:ascii="Times New Roman" w:hAnsi="Times New Roman" w:cs="Times New Roman" w:eastAsia="Times New Roman"/>
+                <w:b w:val="0"/>
+                <w:i w:val="0"/>
+                <w:sz w:val="26"/>
+              </w:rPr>
+              <w:t>GV: Đậu Đình Nguyên</w:t>
+              <w:br/>
+            </w:r>
+            <w:r>
+              <w:rPr>
+                <w:rFonts w:ascii="Times New Roman" w:hAnsi="Times New Roman" w:cs="Times New Roman" w:eastAsia="Times New Roman"/>
+                <w:b w:val="0"/>
+                <w:i w:val="0"/>
+                <w:sz w:val="26"/>
+              </w:rPr>
+              <w:t>Tổ: Tổ chuyên môn Tiểu học</w:t>
             </w:r>
           </w:p>
         </w:tc>
@@ -149,6 +163,7 @@
           </w:tcPr>
           <w:p>
             <w:pPr>
+              <w:spacing w:line="276" w:lineRule="auto" w:after="40" w:before="0"/>
               <w:jc w:val="left"/>
               <w:rPr>
                 <w:rFonts w:ascii="Times New Roman" w:eastAsia="Times New Roman" w:hAnsi="Times New Roman" w:cs="Times New Roman"/>
@@ -156,68 +171,25 @@
                 <w:szCs w:val="26"/>
               </w:rPr>
             </w:pPr>
-            <w:r>
-              <w:rPr>
-                <w:rFonts w:ascii="Times New Roman" w:hAnsi="Times New Roman"/>
-                <w:b/>
-                <w:i w:val="0"/>
-                <w:sz w:val="24"/>
-              </w:rPr>
-              <w:t>Ngày soạn: 01/09/2026   Ngày dạy: 05/09/2026</w:t>
+            <w:r/>
+            <w:r>
+              <w:rPr>
+                <w:rFonts w:ascii="Times New Roman" w:hAnsi="Times New Roman" w:cs="Times New Roman" w:eastAsia="Times New Roman"/>
+                <w:b w:val="0"/>
+                <w:i w:val="0"/>
+                <w:sz w:val="26"/>
+              </w:rPr>
+              <w:t>Ngày dạy: 20/08/2026</w:t>
               <w:br/>
-              <w:t>Lớp: 1</w:t>
-            </w:r>
-          </w:p>
-          <w:p>
-            <w:pPr>
-              <w:jc w:val="left"/>
-              <w:rPr>
-                <w:rFonts w:ascii="Times New Roman" w:eastAsia="Times New Roman" w:hAnsi="Times New Roman" w:cs="Times New Roman"/>
-                <w:color w:val="000000"/>
+            </w:r>
+            <w:r>
+              <w:rPr>
+                <w:rFonts w:ascii="Times New Roman" w:hAnsi="Times New Roman" w:cs="Times New Roman" w:eastAsia="Times New Roman"/>
+                <w:b w:val="0"/>
+                <w:i w:val="0"/>
                 <w:sz w:val="26"/>
-                <w:szCs w:val="26"/>
-              </w:rPr>
-            </w:pPr>
-            <w:r>
-              <w:rPr>
-                <w:rFonts w:ascii="Times New Roman" w:eastAsia="Times New Roman" w:hAnsi="Times New Roman" w:cs="Times New Roman"/>
-                <w:b/>
-                <w:i w:val="0"/>
-                <w:sz w:val="24"/>
-                <w:szCs w:val="26"/>
-              </w:rPr>
-              <w:t>Ngày dạy</w:t>
-            </w:r>
-            <w:r>
-              <w:rPr>
-                <w:rFonts w:ascii="Times New Roman" w:eastAsia="Times New Roman" w:hAnsi="Times New Roman" w:cs="Times New Roman"/>
-                <w:b/>
-                <w:i w:val="0"/>
-                <w:sz w:val="24"/>
-                <w:szCs w:val="26"/>
-              </w:rPr>
-              <w:t>:    /     /2026</w:t>
-            </w:r>
-          </w:p>
-          <w:p>
-            <w:pPr>
-              <w:jc w:val="left"/>
-              <w:rPr>
-                <w:rFonts w:ascii="Times New Roman" w:eastAsia="Times New Roman" w:hAnsi="Times New Roman" w:cs="Times New Roman"/>
-                <w:sz w:val="26"/>
-                <w:szCs w:val="26"/>
-              </w:rPr>
-            </w:pPr>
-            <w:r>
-              <w:rPr>
-                <w:rFonts w:ascii="Times New Roman" w:eastAsia="Times New Roman" w:hAnsi="Times New Roman" w:cs="Times New Roman"/>
-                <w:b/>
-                <w:i w:val="0"/>
-                <w:color w:val="000000"/>
-                <w:sz w:val="24"/>
-                <w:szCs w:val="26"/>
-              </w:rPr>
-              <w:t xml:space="preserve">Lớp: </w:t>
+              </w:rPr>
+              <w:t>Lớp: 1A1</w:t>
             </w:r>
           </w:p>
         </w:tc>
@@ -245,12 +217,12 @@
       </w:pPr>
       <w:r>
         <w:rPr>
-          <w:rFonts w:ascii="Times New Roman" w:hAnsi="Times New Roman"/>
+          <w:rFonts w:ascii="Times New Roman" w:hAnsi="Times New Roman" w:cs="Times New Roman" w:eastAsia="Times New Roman"/>
           <w:b/>
           <w:i w:val="0"/>
           <w:sz w:val="26"/>
         </w:rPr>
-        <w:t>MÔN HỌC: ROBOTICS 1 (BỘ KIT OLLO KINDER)</w:t>
+        <w:t>MÔN HỌC: ROBOTICS 1A1 (BỘ KIT OLLO KINDER)</w:t>
       </w:r>
     </w:p>
     <w:p>
@@ -3107,21 +3079,58 @@
         <w:jc w:val="left"/>
       </w:pPr>
     </w:p>
+    <w:p>
+      <w:pPr>
+        <w:spacing w:line="276" w:lineRule="auto" w:after="60"/>
+      </w:pPr>
+      <w:r>
+        <w:rPr>
+          <w:rFonts w:ascii="Times New Roman" w:hAnsi="Times New Roman" w:cs="Times New Roman" w:eastAsia="Times New Roman"/>
+          <w:sz w:val="26"/>
+          <w:b/>
+        </w:rPr>
+        <w:t>RÚT KINH NGHIỆM SAU BÀI DẠY:</w:t>
+      </w:r>
+    </w:p>
+    <w:p>
+      <w:pPr>
+        <w:spacing w:line="276" w:after="60"/>
+      </w:pPr>
+      <w:r>
+        <w:rPr>
+          <w:rFonts w:ascii="Times New Roman" w:hAnsi="Times New Roman" w:cs="Times New Roman" w:eastAsia="Times New Roman"/>
+          <w:sz w:val="26"/>
+        </w:rPr>
+        <w:t>...........................................................................................................................</w:t>
+      </w:r>
+    </w:p>
+    <w:p>
+      <w:pPr>
+        <w:spacing w:line="276" w:after="60"/>
+      </w:pPr>
+      <w:r>
+        <w:rPr>
+          <w:rFonts w:ascii="Times New Roman" w:hAnsi="Times New Roman" w:cs="Times New Roman" w:eastAsia="Times New Roman"/>
+          <w:sz w:val="26"/>
+        </w:rPr>
+        <w:t>...........................................................................................................................</w:t>
+      </w:r>
+    </w:p>
     <w:tbl>
       <w:tblPr>
         <w:tblStyle w:val="a1"/>
         <w:tblW w:w="9062" w:type="dxa"/>
         <w:tblInd w:w="0" w:type="dxa"/>
-        <w:tblBorders>
-          <w:top w:val="nil"/>
-          <w:left w:val="nil"/>
-          <w:bottom w:val="nil"/>
-          <w:right w:val="nil"/>
-          <w:insideH w:val="nil"/>
-          <w:insideV w:val="nil"/>
-        </w:tblBorders>
         <w:tblLayout w:type="fixed"/>
         <w:tblLook w:val="0000" w:firstRow="0" w:lastRow="0" w:firstColumn="0" w:lastColumn="0" w:noHBand="0" w:noVBand="0"/>
+        <w:tblBorders>
+          <w:top w:val="none" w:sz="0" w:space="0" w:color="auto"/>
+          <w:left w:val="none" w:sz="0" w:space="0" w:color="auto"/>
+          <w:bottom w:val="none" w:sz="0" w:space="0" w:color="auto"/>
+          <w:right w:val="none" w:sz="0" w:space="0" w:color="auto"/>
+          <w:insideH w:val="none" w:sz="0" w:space="0" w:color="auto"/>
+          <w:insideV w:val="none" w:sz="0" w:space="0" w:color="auto"/>
+        </w:tblBorders>
       </w:tblPr>
       <w:tblGrid>
         <w:gridCol w:w="3020"/>
@@ -3132,12 +3141,6 @@
         <w:tc>
           <w:tcPr>
             <w:tcW w:w="3020" w:type="dxa"/>
-            <w:tcBorders>
-              <w:top w:val="nil"/>
-              <w:left w:val="nil"/>
-              <w:bottom w:val="nil"/>
-              <w:right w:val="nil"/>
-            </w:tcBorders>
             <w:tcMar>
               <w:top w:w="0" w:type="dxa"/>
               <w:left w:w="108" w:type="dxa"/>
@@ -3147,30 +3150,28 @@
           </w:tcPr>
           <w:p>
             <w:pPr>
+              <w:spacing w:line="276" w:lineRule="auto" w:after="40" w:before="0"/>
               <w:jc w:val="center"/>
               <w:rPr>
                 <w:b/>
                 <w:bCs/>
               </w:rPr>
             </w:pPr>
-            <w:r>
-              <w:rPr>
-                <w:b/>
-                <w:bCs/>
-              </w:rPr>
-              <w:t>BAN GIÁM HIỆU</w:t>
+            <w:r/>
+            <w:r>
+              <w:rPr>
+                <w:rFonts w:ascii="Times New Roman" w:hAnsi="Times New Roman" w:cs="Times New Roman" w:eastAsia="Times New Roman"/>
+                <w:b/>
+                <w:i w:val="0"/>
+                <w:sz w:val="26"/>
+              </w:rPr>
+              <w:t>DUYỆT CỦA BGH</w:t>
             </w:r>
           </w:p>
         </w:tc>
         <w:tc>
           <w:tcPr>
             <w:tcW w:w="3021" w:type="dxa"/>
-            <w:tcBorders>
-              <w:top w:val="nil"/>
-              <w:left w:val="nil"/>
-              <w:bottom w:val="nil"/>
-              <w:right w:val="nil"/>
-            </w:tcBorders>
             <w:tcMar>
               <w:top w:w="0" w:type="dxa"/>
               <w:left w:w="108" w:type="dxa"/>
@@ -3180,30 +3181,28 @@
           </w:tcPr>
           <w:p>
             <w:pPr>
+              <w:spacing w:line="276" w:lineRule="auto" w:after="40" w:before="0"/>
               <w:jc w:val="center"/>
               <w:rPr>
                 <w:b/>
                 <w:bCs/>
               </w:rPr>
             </w:pPr>
-            <w:r>
-              <w:rPr>
-                <w:b/>
-                <w:bCs/>
-              </w:rPr>
-              <w:t>TỔ CHUYÊN MÔN</w:t>
+            <w:r/>
+            <w:r>
+              <w:rPr>
+                <w:rFonts w:ascii="Times New Roman" w:hAnsi="Times New Roman" w:cs="Times New Roman" w:eastAsia="Times New Roman"/>
+                <w:b/>
+                <w:i w:val="0"/>
+                <w:sz w:val="26"/>
+              </w:rPr>
+              <w:t>DUYỆT CỦA TỔ CM</w:t>
             </w:r>
           </w:p>
         </w:tc>
         <w:tc>
           <w:tcPr>
             <w:tcW w:w="3021" w:type="dxa"/>
-            <w:tcBorders>
-              <w:top w:val="nil"/>
-              <w:left w:val="nil"/>
-              <w:bottom w:val="nil"/>
-              <w:right w:val="nil"/>
-            </w:tcBorders>
             <w:tcMar>
               <w:top w:w="0" w:type="dxa"/>
               <w:left w:w="108" w:type="dxa"/>
@@ -3213,18 +3212,167 @@
           </w:tcPr>
           <w:p>
             <w:pPr>
+              <w:spacing w:line="276" w:lineRule="auto" w:after="40" w:before="0"/>
               <w:jc w:val="center"/>
               <w:rPr>
                 <w:b/>
                 <w:bCs/>
               </w:rPr>
             </w:pPr>
-            <w:r>
-              <w:rPr>
-                <w:b/>
-                <w:bCs/>
+            <w:r/>
+            <w:r>
+              <w:rPr>
+                <w:rFonts w:ascii="Times New Roman" w:hAnsi="Times New Roman" w:cs="Times New Roman" w:eastAsia="Times New Roman"/>
+                <w:b/>
+                <w:i w:val="0"/>
+                <w:sz w:val="26"/>
               </w:rPr>
               <w:t>NGƯỜI SOẠN</w:t>
+            </w:r>
+          </w:p>
+        </w:tc>
+      </w:tr>
+      <w:tr>
+        <w:tc>
+          <w:tcPr>
+            <w:tcW w:type="dxa" w:w="3020"/>
+          </w:tcPr>
+          <w:p>
+            <w:pPr>
+              <w:spacing w:line="276" w:lineRule="auto" w:after="40" w:before="0"/>
+              <w:jc w:val="center"/>
+            </w:pPr>
+            <w:r/>
+            <w:r>
+              <w:rPr>
+                <w:rFonts w:ascii="Times New Roman" w:hAnsi="Times New Roman" w:cs="Times New Roman" w:eastAsia="Times New Roman"/>
+                <w:b w:val="0"/>
+                <w:i/>
+                <w:sz w:val="26"/>
+              </w:rPr>
+              <w:t>(Ký, ghi rõ họ tên)</w:t>
+            </w:r>
+          </w:p>
+        </w:tc>
+        <w:tc>
+          <w:tcPr>
+            <w:tcW w:type="dxa" w:w="3021"/>
+          </w:tcPr>
+          <w:p>
+            <w:pPr>
+              <w:spacing w:line="276" w:lineRule="auto" w:after="40" w:before="0"/>
+              <w:jc w:val="center"/>
+            </w:pPr>
+            <w:r/>
+            <w:r>
+              <w:rPr>
+                <w:rFonts w:ascii="Times New Roman" w:hAnsi="Times New Roman" w:cs="Times New Roman" w:eastAsia="Times New Roman"/>
+                <w:b w:val="0"/>
+                <w:i/>
+                <w:sz w:val="26"/>
+              </w:rPr>
+              <w:t>(Ký, ghi rõ họ tên)</w:t>
+            </w:r>
+          </w:p>
+        </w:tc>
+        <w:tc>
+          <w:tcPr>
+            <w:tcW w:type="dxa" w:w="3021"/>
+          </w:tcPr>
+          <w:p>
+            <w:pPr>
+              <w:spacing w:line="276" w:lineRule="auto" w:after="40" w:before="0"/>
+              <w:jc w:val="center"/>
+            </w:pPr>
+            <w:r/>
+            <w:r>
+              <w:rPr>
+                <w:rFonts w:ascii="Times New Roman" w:hAnsi="Times New Roman" w:cs="Times New Roman" w:eastAsia="Times New Roman"/>
+                <w:b w:val="0"/>
+                <w:i/>
+                <w:sz w:val="26"/>
+              </w:rPr>
+              <w:t>(Ký, ghi rõ họ tên)</w:t>
+            </w:r>
+          </w:p>
+        </w:tc>
+      </w:tr>
+      <w:tr>
+        <w:tc>
+          <w:tcPr>
+            <w:tcW w:type="dxa" w:w="3020"/>
+          </w:tcPr>
+          <w:p>
+            <w:pPr>
+              <w:spacing w:line="276" w:lineRule="auto" w:after="40" w:before="0"/>
+              <w:jc w:val="center"/>
+            </w:pPr>
+            <w:r/>
+            <w:r>
+              <w:rPr>
+                <w:rFonts w:ascii="Times New Roman" w:hAnsi="Times New Roman" w:cs="Times New Roman" w:eastAsia="Times New Roman"/>
+                <w:b w:val="0"/>
+                <w:i w:val="0"/>
+                <w:sz w:val="26"/>
+              </w:rPr>
+              <w:br/>
+              <w:br/>
+              <w:br/>
+            </w:r>
+          </w:p>
+        </w:tc>
+        <w:tc>
+          <w:tcPr>
+            <w:tcW w:type="dxa" w:w="3021"/>
+          </w:tcPr>
+          <w:p>
+            <w:pPr>
+              <w:spacing w:line="276" w:lineRule="auto" w:after="40" w:before="0"/>
+              <w:jc w:val="center"/>
+            </w:pPr>
+            <w:r/>
+            <w:r>
+              <w:rPr>
+                <w:rFonts w:ascii="Times New Roman" w:hAnsi="Times New Roman" w:cs="Times New Roman" w:eastAsia="Times New Roman"/>
+                <w:b w:val="0"/>
+                <w:i w:val="0"/>
+                <w:sz w:val="26"/>
+              </w:rPr>
+              <w:br/>
+              <w:br/>
+              <w:br/>
+            </w:r>
+          </w:p>
+        </w:tc>
+        <w:tc>
+          <w:tcPr>
+            <w:tcW w:type="dxa" w:w="3021"/>
+          </w:tcPr>
+          <w:p>
+            <w:pPr>
+              <w:spacing w:line="276" w:lineRule="auto" w:after="40" w:before="0"/>
+              <w:jc w:val="center"/>
+            </w:pPr>
+            <w:r/>
+            <w:r>
+              <w:rPr>
+                <w:rFonts w:ascii="Times New Roman" w:hAnsi="Times New Roman" w:cs="Times New Roman" w:eastAsia="Times New Roman"/>
+                <w:b w:val="0"/>
+                <w:i w:val="0"/>
+                <w:sz w:val="26"/>
+              </w:rPr>
+              <w:br/>
+              <w:br/>
+              <w:br/>
+            </w:r>
+            <w:r>
+              <w:rPr>
+                <w:rFonts w:ascii="Times New Roman" w:hAnsi="Times New Roman" w:cs="Times New Roman" w:eastAsia="Times New Roman"/>
+                <w:b/>
+                <w:i w:val="0"/>
+                <w:sz w:val="26"/>
+              </w:rPr>
+              <w:t>Đậu Đình Nguyên</w:t>
             </w:r>
           </w:p>
         </w:tc>

--- a/KHBD_Robotics/Lớp_1/Tuần_03/KHBD_Robotics_Lớp_1_Tiet02_Bai_1_Tap_the_duc_nao.docx
+++ b/KHBD_Robotics/Lớp_1/Tuần_03/KHBD_Robotics_Lớp_1_Tiet02_Bai_1_Tap_the_duc_nao.docx
@@ -189,7 +189,7 @@
           <w:i w:val="0"/>
           <w:sz w:val="26"/>
         </w:rPr>
-        <w:t>CHỦ ĐIỂM: BỘ THIẾT BỊ: OLLO KINDER</w:t>
+        <w:t>CHỦ ĐIỂM: BỘ THIẾT BỊ: OLLO INITIATE</w:t>
       </w:r>
     </w:p>
     <w:p>
@@ -386,7 +386,7 @@
           <w:i w:val="0"/>
           <w:sz w:val="26"/>
         </w:rPr>
-        <w:t>- NLa (Sử dụng và quản lí các phương tiện ICT): Nhận biết tên gọi, hình dạng, chức năng các chi tiết bộ kit OLLO Kinder. (Đạt được thông qua Hoạt động 2)</w:t>
+        <w:t>- NL1 (Nhận thức công nghệ): Nhận biết mô hình Bài 1. Tập thể dục nào! mô phỏng sự vật/hiện tượng thực tế và hiểu nguyên lý hoạt động cơ bản. (Đạt được thông qua Hoạt động 2)</w:t>
       </w:r>
     </w:p>
     <w:p>
@@ -402,7 +402,7 @@
           <w:i w:val="0"/>
           <w:sz w:val="26"/>
         </w:rPr>
-        <w:t>- NLd (Ứng dụng ICT trong học và tự học): Thực hiện lắp ráp đúng quy trình mô hình Bài 1. Tập thể dục nào!. (Đạt được thông qua Hoạt động 3)</w:t>
+        <w:t>- NL2 (Sử dụng công nghệ): Thực hiện lắp ráp đúng quy trình từng bước mô hình Bài 1. Tập thể dục nào! từ bộ kit OLLO Initiate, vận hành chạy thử và kiểm tra hoạt động. (Đạt được thông qua Hoạt động 3)</w:t>
       </w:r>
     </w:p>
     <w:p>
@@ -514,7 +514,7 @@
           <w:i w:val="0"/>
           <w:sz w:val="26"/>
         </w:rPr>
-        <w:t>1. Giáo viên: Bộ Kit Robotics OLLO Kinder mẫu, máy chiếu, slide hướng dẫn lắp ráp Bài 1. Tập thể dục nào!, phiếu hướng dẫn thực hành.</w:t>
+        <w:t>1. Giáo viên: Bộ Kit Robotics OLLO Initiate mẫu, máy chiếu, slide hướng dẫn lắp ráp Bài 1. Tập thể dục nào!, phiếu hướng dẫn thực hành.</w:t>
       </w:r>
     </w:p>
     <w:p>
@@ -530,7 +530,7 @@
           <w:i w:val="0"/>
           <w:sz w:val="26"/>
         </w:rPr>
-        <w:t>2. Học sinh: Bộ Kit Robotics OLLO Kinder theo nhóm, dụng cụ tháo chốt, vở ghi.</w:t>
+        <w:t>2. Học sinh: Bộ Kit Robotics OLLO Initiate theo nhóm, dụng cụ tháo chốt, vở ghi.</w:t>
       </w:r>
     </w:p>
     <w:p>
